--- a/documentation.docx
+++ b/documentation.docx
@@ -91,6 +91,15 @@
           <w:sz w:val="24"/>
         </w:rPr>
         <w:t>Οικονομικό Πανεπιστήμιο Αθηνών</w:t>
+      </w:r>
+    </w:p>
+    <w:p>
+      <w:pPr>
+        <w:pStyle w:val="Normal"/>
+        <w:rPr/>
+      </w:pPr>
+      <w:r>
+        <w:rPr/>
       </w:r>
     </w:p>
     <w:p>
@@ -393,6 +402,7 @@
             <w:pPr>
               <w:pStyle w:val="Normal"/>
               <w:widowControl/>
+              <w:suppressAutoHyphens w:val="true"/>
               <w:spacing w:lineRule="auto" w:line="240" w:before="0" w:after="0"/>
               <w:jc w:val="left"/>
               <w:rPr>
@@ -427,6 +437,7 @@
             <w:pPr>
               <w:pStyle w:val="Normal"/>
               <w:widowControl/>
+              <w:suppressAutoHyphens w:val="true"/>
               <w:spacing w:lineRule="auto" w:line="240" w:before="0" w:after="0"/>
               <w:jc w:val="left"/>
               <w:rPr>
@@ -464,6 +475,7 @@
             <w:pPr>
               <w:pStyle w:val="Normal"/>
               <w:widowControl/>
+              <w:suppressAutoHyphens w:val="true"/>
               <w:spacing w:lineRule="auto" w:line="240" w:before="0" w:after="0"/>
               <w:jc w:val="left"/>
               <w:rPr>
@@ -497,6 +509,7 @@
             <w:pPr>
               <w:pStyle w:val="Normal"/>
               <w:widowControl/>
+              <w:suppressAutoHyphens w:val="true"/>
               <w:spacing w:lineRule="auto" w:line="240" w:before="0" w:after="0"/>
               <w:jc w:val="left"/>
               <w:rPr>
@@ -532,6 +545,7 @@
             <w:pPr>
               <w:pStyle w:val="Normal"/>
               <w:widowControl/>
+              <w:suppressAutoHyphens w:val="true"/>
               <w:spacing w:lineRule="auto" w:line="240" w:before="0" w:after="0"/>
               <w:jc w:val="left"/>
               <w:rPr>
@@ -564,6 +578,7 @@
             <w:pPr>
               <w:pStyle w:val="Normal"/>
               <w:widowControl/>
+              <w:suppressAutoHyphens w:val="true"/>
               <w:spacing w:lineRule="auto" w:line="240" w:before="0" w:after="0"/>
               <w:jc w:val="left"/>
               <w:rPr>
@@ -600,6 +615,7 @@
             <w:pPr>
               <w:pStyle w:val="Normal"/>
               <w:widowControl/>
+              <w:suppressAutoHyphens w:val="true"/>
               <w:spacing w:lineRule="auto" w:line="240" w:before="0" w:after="0"/>
               <w:jc w:val="left"/>
               <w:rPr>
@@ -633,6 +649,7 @@
             <w:pPr>
               <w:pStyle w:val="Normal"/>
               <w:widowControl/>
+              <w:suppressAutoHyphens w:val="true"/>
               <w:spacing w:lineRule="auto" w:line="240" w:before="0" w:after="0"/>
               <w:jc w:val="left"/>
               <w:rPr>
@@ -668,6 +685,7 @@
             <w:pPr>
               <w:pStyle w:val="Normal"/>
               <w:widowControl/>
+              <w:suppressAutoHyphens w:val="true"/>
               <w:spacing w:lineRule="auto" w:line="240" w:before="0" w:after="0"/>
               <w:jc w:val="left"/>
               <w:rPr>
@@ -700,6 +718,7 @@
             <w:pPr>
               <w:pStyle w:val="Normal"/>
               <w:widowControl/>
+              <w:suppressAutoHyphens w:val="true"/>
               <w:spacing w:lineRule="auto" w:line="240" w:before="0" w:after="0"/>
               <w:jc w:val="left"/>
               <w:rPr>
@@ -736,6 +755,7 @@
             <w:pPr>
               <w:pStyle w:val="Normal"/>
               <w:widowControl/>
+              <w:suppressAutoHyphens w:val="true"/>
               <w:spacing w:lineRule="auto" w:line="240" w:before="0" w:after="0"/>
               <w:jc w:val="left"/>
               <w:rPr>
@@ -769,6 +789,7 @@
             <w:pPr>
               <w:pStyle w:val="Normal"/>
               <w:widowControl/>
+              <w:suppressAutoHyphens w:val="true"/>
               <w:spacing w:lineRule="auto" w:line="240" w:before="0" w:after="0"/>
               <w:jc w:val="left"/>
               <w:rPr>
@@ -804,6 +825,7 @@
             <w:pPr>
               <w:pStyle w:val="Normal"/>
               <w:widowControl/>
+              <w:suppressAutoHyphens w:val="true"/>
               <w:spacing w:lineRule="auto" w:line="240" w:before="0" w:after="0"/>
               <w:jc w:val="left"/>
               <w:rPr>
@@ -836,6 +858,7 @@
             <w:pPr>
               <w:pStyle w:val="Normal"/>
               <w:widowControl/>
+              <w:suppressAutoHyphens w:val="true"/>
               <w:spacing w:lineRule="auto" w:line="240" w:before="0" w:after="0"/>
               <w:jc w:val="left"/>
               <w:rPr>
@@ -1159,6 +1182,7 @@
             <w:pPr>
               <w:pStyle w:val="Normal"/>
               <w:widowControl/>
+              <w:suppressAutoHyphens w:val="true"/>
               <w:spacing w:lineRule="auto" w:line="240" w:before="0" w:after="0"/>
               <w:jc w:val="left"/>
               <w:rPr>
@@ -1193,6 +1217,7 @@
             <w:pPr>
               <w:pStyle w:val="Normal"/>
               <w:widowControl/>
+              <w:suppressAutoHyphens w:val="true"/>
               <w:spacing w:lineRule="auto" w:line="240" w:before="0" w:after="0"/>
               <w:jc w:val="left"/>
               <w:rPr>
@@ -1227,6 +1252,7 @@
             <w:pPr>
               <w:pStyle w:val="Normal"/>
               <w:widowControl/>
+              <w:suppressAutoHyphens w:val="true"/>
               <w:spacing w:lineRule="auto" w:line="240" w:before="0" w:after="0"/>
               <w:jc w:val="left"/>
               <w:rPr>
@@ -1264,6 +1290,7 @@
             <w:pPr>
               <w:pStyle w:val="Normal"/>
               <w:widowControl/>
+              <w:suppressAutoHyphens w:val="true"/>
               <w:spacing w:lineRule="auto" w:line="240" w:before="0" w:after="0"/>
               <w:jc w:val="left"/>
               <w:rPr>
@@ -1297,6 +1324,7 @@
             <w:pPr>
               <w:pStyle w:val="Normal"/>
               <w:widowControl/>
+              <w:suppressAutoHyphens w:val="true"/>
               <w:spacing w:lineRule="auto" w:line="240" w:before="0" w:after="0"/>
               <w:jc w:val="left"/>
               <w:rPr>
@@ -1330,6 +1358,7 @@
             <w:pPr>
               <w:pStyle w:val="Normal"/>
               <w:widowControl/>
+              <w:suppressAutoHyphens w:val="true"/>
               <w:spacing w:lineRule="auto" w:line="240" w:before="0" w:after="0"/>
               <w:jc w:val="left"/>
               <w:rPr>
@@ -1365,6 +1394,7 @@
             <w:pPr>
               <w:pStyle w:val="Normal"/>
               <w:widowControl/>
+              <w:suppressAutoHyphens w:val="true"/>
               <w:spacing w:lineRule="auto" w:line="240" w:before="0" w:after="0"/>
               <w:jc w:val="left"/>
               <w:rPr>
@@ -1397,6 +1427,7 @@
             <w:pPr>
               <w:pStyle w:val="Normal"/>
               <w:widowControl/>
+              <w:suppressAutoHyphens w:val="true"/>
               <w:spacing w:lineRule="auto" w:line="240" w:before="0" w:after="0"/>
               <w:jc w:val="left"/>
               <w:rPr>
@@ -1429,6 +1460,7 @@
             <w:pPr>
               <w:pStyle w:val="Normal"/>
               <w:widowControl/>
+              <w:suppressAutoHyphens w:val="true"/>
               <w:spacing w:lineRule="auto" w:line="240" w:before="0" w:after="0"/>
               <w:jc w:val="left"/>
               <w:rPr>
@@ -1465,6 +1497,7 @@
             <w:pPr>
               <w:pStyle w:val="Normal"/>
               <w:widowControl/>
+              <w:suppressAutoHyphens w:val="true"/>
               <w:spacing w:lineRule="auto" w:line="240" w:before="0" w:after="0"/>
               <w:jc w:val="left"/>
               <w:rPr>
@@ -1498,6 +1531,7 @@
             <w:pPr>
               <w:pStyle w:val="Normal"/>
               <w:widowControl/>
+              <w:suppressAutoHyphens w:val="true"/>
               <w:spacing w:lineRule="auto" w:line="240" w:before="0" w:after="0"/>
               <w:jc w:val="left"/>
               <w:rPr>
@@ -1531,6 +1565,7 @@
             <w:pPr>
               <w:pStyle w:val="Normal"/>
               <w:widowControl/>
+              <w:suppressAutoHyphens w:val="true"/>
               <w:spacing w:lineRule="auto" w:line="240" w:before="0" w:after="0"/>
               <w:jc w:val="left"/>
               <w:rPr>
@@ -1566,6 +1601,7 @@
             <w:pPr>
               <w:pStyle w:val="Normal"/>
               <w:widowControl/>
+              <w:suppressAutoHyphens w:val="true"/>
               <w:spacing w:lineRule="auto" w:line="240" w:before="0" w:after="0"/>
               <w:jc w:val="left"/>
               <w:rPr>
@@ -1598,6 +1634,7 @@
             <w:pPr>
               <w:pStyle w:val="Normal"/>
               <w:widowControl/>
+              <w:suppressAutoHyphens w:val="true"/>
               <w:spacing w:lineRule="auto" w:line="240" w:before="0" w:after="0"/>
               <w:jc w:val="left"/>
               <w:rPr>
@@ -1630,6 +1667,7 @@
             <w:pPr>
               <w:pStyle w:val="Normal"/>
               <w:widowControl/>
+              <w:suppressAutoHyphens w:val="true"/>
               <w:spacing w:lineRule="auto" w:line="240" w:before="0" w:after="0"/>
               <w:jc w:val="left"/>
               <w:rPr>
@@ -1820,23 +1858,7 @@
           <w:b w:val="false"/>
           <w:sz w:val="22"/>
         </w:rPr>
-        <w:t xml:space="preserve">Κατά την αναζήτηση, το query γίνεται επίσης embedding και συγκρίνεται με τα αποθηκευμένα μέσω cosine similarity (pgvector). Επιστρέφονται τα προϊόντα με ομοιότητα πάνω από το </w:t>
-      </w:r>
-      <w:r>
-        <w:rPr>
-          <w:rFonts w:ascii="Calibri" w:hAnsi="Calibri"/>
-          <w:b w:val="false"/>
-          <w:sz w:val="22"/>
-        </w:rPr>
-        <w:t>threshold</w:t>
-      </w:r>
-      <w:r>
-        <w:rPr>
-          <w:rFonts w:ascii="Calibri" w:hAnsi="Calibri"/>
-          <w:b w:val="false"/>
-          <w:sz w:val="22"/>
-        </w:rPr>
-        <w:t>.</w:t>
+        <w:t>Κατά την αναζήτηση, το query γίνεται επίσης embedding και συγκρίνεται με τα αποθηκευμένα μέσω cosine similarity (pgvector). Επιστρέφονται τα προϊόντα με ομοιότητα πάνω από το threshold.</w:t>
       </w:r>
     </w:p>
     <w:p>
@@ -1901,6 +1923,7 @@
             <w:pPr>
               <w:pStyle w:val="Normal"/>
               <w:widowControl/>
+              <w:suppressAutoHyphens w:val="true"/>
               <w:spacing w:lineRule="auto" w:line="240" w:before="0" w:after="0"/>
               <w:jc w:val="left"/>
               <w:rPr>
@@ -1935,6 +1958,7 @@
             <w:pPr>
               <w:pStyle w:val="Normal"/>
               <w:widowControl/>
+              <w:suppressAutoHyphens w:val="true"/>
               <w:spacing w:lineRule="auto" w:line="240" w:before="0" w:after="0"/>
               <w:jc w:val="left"/>
               <w:rPr>
@@ -1972,6 +1996,7 @@
             <w:pPr>
               <w:pStyle w:val="Normal"/>
               <w:widowControl/>
+              <w:suppressAutoHyphens w:val="true"/>
               <w:spacing w:lineRule="auto" w:line="240" w:before="0" w:after="0"/>
               <w:jc w:val="left"/>
               <w:rPr>
@@ -2005,6 +2030,7 @@
             <w:pPr>
               <w:pStyle w:val="Normal"/>
               <w:widowControl/>
+              <w:suppressAutoHyphens w:val="true"/>
               <w:spacing w:lineRule="auto" w:line="240" w:before="0" w:after="0"/>
               <w:jc w:val="left"/>
               <w:rPr>
@@ -2040,6 +2066,7 @@
             <w:pPr>
               <w:pStyle w:val="Normal"/>
               <w:widowControl/>
+              <w:suppressAutoHyphens w:val="true"/>
               <w:spacing w:lineRule="auto" w:line="240" w:before="0" w:after="0"/>
               <w:jc w:val="left"/>
               <w:rPr>
@@ -2072,6 +2099,7 @@
             <w:pPr>
               <w:pStyle w:val="Normal"/>
               <w:widowControl/>
+              <w:suppressAutoHyphens w:val="true"/>
               <w:spacing w:lineRule="auto" w:line="240" w:before="0" w:after="0"/>
               <w:jc w:val="left"/>
               <w:rPr>
@@ -2108,6 +2136,7 @@
             <w:pPr>
               <w:pStyle w:val="Normal"/>
               <w:widowControl/>
+              <w:suppressAutoHyphens w:val="true"/>
               <w:spacing w:lineRule="auto" w:line="240" w:before="0" w:after="0"/>
               <w:jc w:val="left"/>
               <w:rPr>
@@ -2141,6 +2170,7 @@
             <w:pPr>
               <w:pStyle w:val="Normal"/>
               <w:widowControl/>
+              <w:suppressAutoHyphens w:val="true"/>
               <w:spacing w:lineRule="auto" w:line="240" w:before="0" w:after="0"/>
               <w:jc w:val="left"/>
               <w:rPr>
@@ -2176,6 +2206,7 @@
             <w:pPr>
               <w:pStyle w:val="Normal"/>
               <w:widowControl/>
+              <w:suppressAutoHyphens w:val="true"/>
               <w:spacing w:lineRule="auto" w:line="240" w:before="0" w:after="0"/>
               <w:jc w:val="left"/>
               <w:rPr>
@@ -2208,6 +2239,7 @@
             <w:pPr>
               <w:pStyle w:val="Normal"/>
               <w:widowControl/>
+              <w:suppressAutoHyphens w:val="true"/>
               <w:spacing w:lineRule="auto" w:line="240" w:before="0" w:after="0"/>
               <w:jc w:val="left"/>
               <w:rPr>
@@ -2244,6 +2276,7 @@
             <w:pPr>
               <w:pStyle w:val="Normal"/>
               <w:widowControl/>
+              <w:suppressAutoHyphens w:val="true"/>
               <w:spacing w:lineRule="auto" w:line="240" w:before="0" w:after="0"/>
               <w:jc w:val="left"/>
               <w:rPr>
@@ -2277,6 +2310,7 @@
             <w:pPr>
               <w:pStyle w:val="Normal"/>
               <w:widowControl/>
+              <w:suppressAutoHyphens w:val="true"/>
               <w:spacing w:lineRule="auto" w:line="240" w:before="0" w:after="0"/>
               <w:jc w:val="left"/>
               <w:rPr>
@@ -2312,6 +2346,7 @@
             <w:pPr>
               <w:pStyle w:val="Normal"/>
               <w:widowControl/>
+              <w:suppressAutoHyphens w:val="true"/>
               <w:spacing w:lineRule="auto" w:line="240" w:before="0" w:after="0"/>
               <w:jc w:val="left"/>
               <w:rPr>
@@ -2344,6 +2379,7 @@
             <w:pPr>
               <w:pStyle w:val="Normal"/>
               <w:widowControl/>
+              <w:suppressAutoHyphens w:val="true"/>
               <w:spacing w:lineRule="auto" w:line="240" w:before="0" w:after="0"/>
               <w:jc w:val="left"/>
               <w:rPr>
@@ -2843,6 +2879,7 @@
         </w:tabs>
         <w:ind w:left="1080" w:hanging="360"/>
       </w:pPr>
+      <w:rPr/>
     </w:lvl>
     <w:lvl w:ilvl="2">
       <w:start w:val="1"/>
@@ -2855,6 +2892,7 @@
         </w:tabs>
         <w:ind w:left="1440" w:hanging="360"/>
       </w:pPr>
+      <w:rPr/>
     </w:lvl>
     <w:lvl w:ilvl="3">
       <w:start w:val="1"/>
@@ -2867,6 +2905,7 @@
         </w:tabs>
         <w:ind w:left="1800" w:hanging="360"/>
       </w:pPr>
+      <w:rPr/>
     </w:lvl>
     <w:lvl w:ilvl="4">
       <w:start w:val="1"/>
@@ -2879,6 +2918,7 @@
         </w:tabs>
         <w:ind w:left="2160" w:hanging="360"/>
       </w:pPr>
+      <w:rPr/>
     </w:lvl>
     <w:lvl w:ilvl="5">
       <w:start w:val="1"/>
@@ -2891,6 +2931,7 @@
         </w:tabs>
         <w:ind w:left="2520" w:hanging="360"/>
       </w:pPr>
+      <w:rPr/>
     </w:lvl>
     <w:lvl w:ilvl="6">
       <w:start w:val="1"/>
@@ -2903,6 +2944,7 @@
         </w:tabs>
         <w:ind w:left="2880" w:hanging="360"/>
       </w:pPr>
+      <w:rPr/>
     </w:lvl>
     <w:lvl w:ilvl="7">
       <w:start w:val="1"/>
@@ -2915,6 +2957,7 @@
         </w:tabs>
         <w:ind w:left="3240" w:hanging="360"/>
       </w:pPr>
+      <w:rPr/>
     </w:lvl>
     <w:lvl w:ilvl="8">
       <w:start w:val="1"/>
@@ -2927,6 +2970,7 @@
         </w:tabs>
         <w:ind w:left="3600" w:hanging="360"/>
       </w:pPr>
+      <w:rPr/>
     </w:lvl>
   </w:abstractNum>
   <w:abstractNum w:abstractNumId="2">
@@ -2956,6 +3000,7 @@
         </w:tabs>
         <w:ind w:left="1080" w:hanging="360"/>
       </w:pPr>
+      <w:rPr/>
     </w:lvl>
     <w:lvl w:ilvl="2">
       <w:start w:val="1"/>
@@ -2968,6 +3013,7 @@
         </w:tabs>
         <w:ind w:left="1440" w:hanging="360"/>
       </w:pPr>
+      <w:rPr/>
     </w:lvl>
     <w:lvl w:ilvl="3">
       <w:start w:val="1"/>
@@ -2980,6 +3026,7 @@
         </w:tabs>
         <w:ind w:left="1800" w:hanging="360"/>
       </w:pPr>
+      <w:rPr/>
     </w:lvl>
     <w:lvl w:ilvl="4">
       <w:start w:val="1"/>
@@ -2992,6 +3039,7 @@
         </w:tabs>
         <w:ind w:left="2160" w:hanging="360"/>
       </w:pPr>
+      <w:rPr/>
     </w:lvl>
     <w:lvl w:ilvl="5">
       <w:start w:val="1"/>
@@ -3004,6 +3052,7 @@
         </w:tabs>
         <w:ind w:left="2520" w:hanging="360"/>
       </w:pPr>
+      <w:rPr/>
     </w:lvl>
     <w:lvl w:ilvl="6">
       <w:start w:val="1"/>
@@ -3016,6 +3065,7 @@
         </w:tabs>
         <w:ind w:left="2880" w:hanging="360"/>
       </w:pPr>
+      <w:rPr/>
     </w:lvl>
     <w:lvl w:ilvl="7">
       <w:start w:val="1"/>
@@ -3028,6 +3078,7 @@
         </w:tabs>
         <w:ind w:left="3240" w:hanging="360"/>
       </w:pPr>
+      <w:rPr/>
     </w:lvl>
     <w:lvl w:ilvl="8">
       <w:start w:val="1"/>
@@ -3040,6 +3091,7 @@
         </w:tabs>
         <w:ind w:left="3600" w:hanging="360"/>
       </w:pPr>
+      <w:rPr/>
     </w:lvl>
   </w:abstractNum>
   <w:abstractNum w:abstractNumId="3">
@@ -3069,6 +3121,7 @@
         </w:tabs>
         <w:ind w:left="1080" w:hanging="360"/>
       </w:pPr>
+      <w:rPr/>
     </w:lvl>
     <w:lvl w:ilvl="2">
       <w:start w:val="1"/>
@@ -3081,6 +3134,7 @@
         </w:tabs>
         <w:ind w:left="1440" w:hanging="360"/>
       </w:pPr>
+      <w:rPr/>
     </w:lvl>
     <w:lvl w:ilvl="3">
       <w:start w:val="1"/>
@@ -3093,6 +3147,7 @@
         </w:tabs>
         <w:ind w:left="1800" w:hanging="360"/>
       </w:pPr>
+      <w:rPr/>
     </w:lvl>
     <w:lvl w:ilvl="4">
       <w:start w:val="1"/>
@@ -3105,6 +3160,7 @@
         </w:tabs>
         <w:ind w:left="2160" w:hanging="360"/>
       </w:pPr>
+      <w:rPr/>
     </w:lvl>
     <w:lvl w:ilvl="5">
       <w:start w:val="1"/>
@@ -3117,6 +3173,7 @@
         </w:tabs>
         <w:ind w:left="2520" w:hanging="360"/>
       </w:pPr>
+      <w:rPr/>
     </w:lvl>
     <w:lvl w:ilvl="6">
       <w:start w:val="1"/>
@@ -3129,6 +3186,7 @@
         </w:tabs>
         <w:ind w:left="2880" w:hanging="360"/>
       </w:pPr>
+      <w:rPr/>
     </w:lvl>
     <w:lvl w:ilvl="7">
       <w:start w:val="1"/>
@@ -3141,6 +3199,7 @@
         </w:tabs>
         <w:ind w:left="3240" w:hanging="360"/>
       </w:pPr>
+      <w:rPr/>
     </w:lvl>
     <w:lvl w:ilvl="8">
       <w:start w:val="1"/>
@@ -3153,6 +3212,7 @@
         </w:tabs>
         <w:ind w:left="3600" w:hanging="360"/>
       </w:pPr>
+      <w:rPr/>
     </w:lvl>
   </w:abstractNum>
   <w:abstractNum w:abstractNumId="4">
@@ -3180,6 +3240,7 @@
         </w:tabs>
         <w:ind w:left="1080" w:hanging="360"/>
       </w:pPr>
+      <w:rPr/>
     </w:lvl>
     <w:lvl w:ilvl="2">
       <w:start w:val="1"/>
@@ -3192,6 +3253,7 @@
         </w:tabs>
         <w:ind w:left="1440" w:hanging="360"/>
       </w:pPr>
+      <w:rPr/>
     </w:lvl>
     <w:lvl w:ilvl="3">
       <w:start w:val="1"/>
@@ -3204,6 +3266,7 @@
         </w:tabs>
         <w:ind w:left="1800" w:hanging="360"/>
       </w:pPr>
+      <w:rPr/>
     </w:lvl>
     <w:lvl w:ilvl="4">
       <w:start w:val="1"/>
@@ -3216,6 +3279,7 @@
         </w:tabs>
         <w:ind w:left="2160" w:hanging="360"/>
       </w:pPr>
+      <w:rPr/>
     </w:lvl>
     <w:lvl w:ilvl="5">
       <w:start w:val="1"/>
@@ -3228,6 +3292,7 @@
         </w:tabs>
         <w:ind w:left="2520" w:hanging="360"/>
       </w:pPr>
+      <w:rPr/>
     </w:lvl>
     <w:lvl w:ilvl="6">
       <w:start w:val="1"/>
@@ -3240,6 +3305,7 @@
         </w:tabs>
         <w:ind w:left="2880" w:hanging="360"/>
       </w:pPr>
+      <w:rPr/>
     </w:lvl>
     <w:lvl w:ilvl="7">
       <w:start w:val="1"/>
@@ -3252,6 +3318,7 @@
         </w:tabs>
         <w:ind w:left="3240" w:hanging="360"/>
       </w:pPr>
+      <w:rPr/>
     </w:lvl>
     <w:lvl w:ilvl="8">
       <w:start w:val="1"/>
@@ -3264,6 +3331,7 @@
         </w:tabs>
         <w:ind w:left="3600" w:hanging="360"/>
       </w:pPr>
+      <w:rPr/>
     </w:lvl>
   </w:abstractNum>
   <w:abstractNum w:abstractNumId="5">
@@ -3291,6 +3359,7 @@
         </w:tabs>
         <w:ind w:left="1080" w:hanging="360"/>
       </w:pPr>
+      <w:rPr/>
     </w:lvl>
     <w:lvl w:ilvl="2">
       <w:start w:val="1"/>
@@ -3303,6 +3372,7 @@
         </w:tabs>
         <w:ind w:left="1440" w:hanging="360"/>
       </w:pPr>
+      <w:rPr/>
     </w:lvl>
     <w:lvl w:ilvl="3">
       <w:start w:val="1"/>
@@ -3315,6 +3385,7 @@
         </w:tabs>
         <w:ind w:left="1800" w:hanging="360"/>
       </w:pPr>
+      <w:rPr/>
     </w:lvl>
     <w:lvl w:ilvl="4">
       <w:start w:val="1"/>
@@ -3327,6 +3398,7 @@
         </w:tabs>
         <w:ind w:left="2160" w:hanging="360"/>
       </w:pPr>
+      <w:rPr/>
     </w:lvl>
     <w:lvl w:ilvl="5">
       <w:start w:val="1"/>
@@ -3339,6 +3411,7 @@
         </w:tabs>
         <w:ind w:left="2520" w:hanging="360"/>
       </w:pPr>
+      <w:rPr/>
     </w:lvl>
     <w:lvl w:ilvl="6">
       <w:start w:val="1"/>
@@ -3351,6 +3424,7 @@
         </w:tabs>
         <w:ind w:left="2880" w:hanging="360"/>
       </w:pPr>
+      <w:rPr/>
     </w:lvl>
     <w:lvl w:ilvl="7">
       <w:start w:val="1"/>
@@ -3363,6 +3437,7 @@
         </w:tabs>
         <w:ind w:left="3240" w:hanging="360"/>
       </w:pPr>
+      <w:rPr/>
     </w:lvl>
     <w:lvl w:ilvl="8">
       <w:start w:val="1"/>
@@ -3375,6 +3450,7 @@
         </w:tabs>
         <w:ind w:left="3600" w:hanging="360"/>
       </w:pPr>
+      <w:rPr/>
     </w:lvl>
   </w:abstractNum>
   <w:abstractNum w:abstractNumId="6">
@@ -3402,6 +3478,7 @@
         </w:tabs>
         <w:ind w:left="1080" w:hanging="360"/>
       </w:pPr>
+      <w:rPr/>
     </w:lvl>
     <w:lvl w:ilvl="2">
       <w:start w:val="1"/>
@@ -3414,6 +3491,7 @@
         </w:tabs>
         <w:ind w:left="1440" w:hanging="360"/>
       </w:pPr>
+      <w:rPr/>
     </w:lvl>
     <w:lvl w:ilvl="3">
       <w:start w:val="1"/>
@@ -3426,6 +3504,7 @@
         </w:tabs>
         <w:ind w:left="1800" w:hanging="360"/>
       </w:pPr>
+      <w:rPr/>
     </w:lvl>
     <w:lvl w:ilvl="4">
       <w:start w:val="1"/>
@@ -3438,6 +3517,7 @@
         </w:tabs>
         <w:ind w:left="2160" w:hanging="360"/>
       </w:pPr>
+      <w:rPr/>
     </w:lvl>
     <w:lvl w:ilvl="5">
       <w:start w:val="1"/>
@@ -3450,6 +3530,7 @@
         </w:tabs>
         <w:ind w:left="2520" w:hanging="360"/>
       </w:pPr>
+      <w:rPr/>
     </w:lvl>
     <w:lvl w:ilvl="6">
       <w:start w:val="1"/>
@@ -3462,6 +3543,7 @@
         </w:tabs>
         <w:ind w:left="2880" w:hanging="360"/>
       </w:pPr>
+      <w:rPr/>
     </w:lvl>
     <w:lvl w:ilvl="7">
       <w:start w:val="1"/>
@@ -3474,6 +3556,7 @@
         </w:tabs>
         <w:ind w:left="3240" w:hanging="360"/>
       </w:pPr>
+      <w:rPr/>
     </w:lvl>
     <w:lvl w:ilvl="8">
       <w:start w:val="1"/>
@@ -3486,6 +3569,7 @@
         </w:tabs>
         <w:ind w:left="3600" w:hanging="360"/>
       </w:pPr>
+      <w:rPr/>
     </w:lvl>
   </w:abstractNum>
   <w:abstractNum w:abstractNumId="7">
@@ -3636,7 +3720,7 @@
   <w:docDefaults>
     <w:rPrDefault>
       <w:rPr>
-        <w:rFonts w:ascii="Cambria" w:hAnsi="Cambria" w:eastAsia="ＭＳ 明朝" w:cs="" w:asciiTheme="minorHAnsi" w:cstheme="minorBidi" w:eastAsiaTheme="minorEastAsia" w:hAnsiTheme="minorHAnsi"/>
+        <w:rFonts w:ascii="Cambria" w:hAnsi="Cambria" w:eastAsia="" w:cs="" w:asciiTheme="minorHAnsi" w:cstheme="minorBidi" w:eastAsiaTheme="minorEastAsia" w:hAnsiTheme="minorHAnsi"/>
         <w:sz w:val="22"/>
         <w:szCs w:val="22"/>
         <w:lang w:val="en-US" w:eastAsia="en-US" w:bidi="ar-SA"/>
@@ -3793,12 +3877,13 @@
     <w:rsid w:val="00fc693f"/>
     <w:pPr>
       <w:widowControl/>
+      <w:suppressAutoHyphens w:val="true"/>
       <w:bidi w:val="0"/>
       <w:spacing w:lineRule="auto" w:line="276" w:before="0" w:after="200"/>
       <w:jc w:val="left"/>
     </w:pPr>
     <w:rPr>
-      <w:rFonts w:ascii="Cambria" w:hAnsi="Cambria" w:eastAsia="ＭＳ 明朝" w:cs="" w:asciiTheme="minorHAnsi" w:cstheme="minorBidi" w:eastAsiaTheme="minorEastAsia" w:hAnsiTheme="minorHAnsi"/>
+      <w:rFonts w:ascii="Cambria" w:hAnsi="Cambria" w:eastAsia="" w:cs="" w:asciiTheme="minorHAnsi" w:cstheme="minorBidi" w:eastAsiaTheme="minorEastAsia" w:hAnsiTheme="minorHAnsi"/>
       <w:color w:val="auto"/>
       <w:kern w:val="0"/>
       <w:sz w:val="22"/>
@@ -3821,7 +3906,7 @@
       <w:outlineLvl w:val="0"/>
     </w:pPr>
     <w:rPr>
-      <w:rFonts w:ascii="Calibri" w:hAnsi="Calibri" w:eastAsia="ＭＳ ゴシック" w:cs="" w:asciiTheme="majorHAnsi" w:cstheme="majorBidi" w:eastAsiaTheme="majorEastAsia" w:hAnsiTheme="majorHAnsi"/>
+      <w:rFonts w:ascii="Calibri" w:hAnsi="Calibri" w:eastAsia="" w:cs="" w:asciiTheme="majorHAnsi" w:cstheme="majorBidi" w:eastAsiaTheme="majorEastAsia" w:hAnsiTheme="majorHAnsi"/>
       <w:b/>
       <w:bCs/>
       <w:color w:themeColor="accent1" w:themeShade="bf" w:val="365F91"/>
@@ -3845,7 +3930,7 @@
       <w:outlineLvl w:val="1"/>
     </w:pPr>
     <w:rPr>
-      <w:rFonts w:ascii="Calibri" w:hAnsi="Calibri" w:eastAsia="ＭＳ ゴシック" w:cs="" w:asciiTheme="majorHAnsi" w:cstheme="majorBidi" w:eastAsiaTheme="majorEastAsia" w:hAnsiTheme="majorHAnsi"/>
+      <w:rFonts w:ascii="Calibri" w:hAnsi="Calibri" w:eastAsia="" w:cs="" w:asciiTheme="majorHAnsi" w:cstheme="majorBidi" w:eastAsiaTheme="majorEastAsia" w:hAnsiTheme="majorHAnsi"/>
       <w:b/>
       <w:bCs/>
       <w:color w:themeColor="accent1" w:val="4F81BD"/>
@@ -3869,7 +3954,7 @@
       <w:outlineLvl w:val="2"/>
     </w:pPr>
     <w:rPr>
-      <w:rFonts w:ascii="Calibri" w:hAnsi="Calibri" w:eastAsia="ＭＳ ゴシック" w:cs="" w:asciiTheme="majorHAnsi" w:cstheme="majorBidi" w:eastAsiaTheme="majorEastAsia" w:hAnsiTheme="majorHAnsi"/>
+      <w:rFonts w:ascii="Calibri" w:hAnsi="Calibri" w:eastAsia="" w:cs="" w:asciiTheme="majorHAnsi" w:cstheme="majorBidi" w:eastAsiaTheme="majorEastAsia" w:hAnsiTheme="majorHAnsi"/>
       <w:b/>
       <w:bCs/>
       <w:color w:themeColor="accent1" w:val="4F81BD"/>
@@ -3892,7 +3977,7 @@
       <w:outlineLvl w:val="3"/>
     </w:pPr>
     <w:rPr>
-      <w:rFonts w:ascii="Calibri" w:hAnsi="Calibri" w:eastAsia="ＭＳ ゴシック" w:cs="" w:asciiTheme="majorHAnsi" w:cstheme="majorBidi" w:eastAsiaTheme="majorEastAsia" w:hAnsiTheme="majorHAnsi"/>
+      <w:rFonts w:ascii="Calibri" w:hAnsi="Calibri" w:eastAsia="" w:cs="" w:asciiTheme="majorHAnsi" w:cstheme="majorBidi" w:eastAsiaTheme="majorEastAsia" w:hAnsiTheme="majorHAnsi"/>
       <w:b/>
       <w:bCs/>
       <w:i/>
@@ -3917,7 +4002,7 @@
       <w:outlineLvl w:val="4"/>
     </w:pPr>
     <w:rPr>
-      <w:rFonts w:ascii="Calibri" w:hAnsi="Calibri" w:eastAsia="ＭＳ ゴシック" w:cs="" w:asciiTheme="majorHAnsi" w:cstheme="majorBidi" w:eastAsiaTheme="majorEastAsia" w:hAnsiTheme="majorHAnsi"/>
+      <w:rFonts w:ascii="Calibri" w:hAnsi="Calibri" w:eastAsia="" w:cs="" w:asciiTheme="majorHAnsi" w:cstheme="majorBidi" w:eastAsiaTheme="majorEastAsia" w:hAnsiTheme="majorHAnsi"/>
       <w:color w:themeColor="accent1" w:themeShade="7f" w:val="243F60"/>
     </w:rPr>
   </w:style>
@@ -3938,7 +4023,7 @@
       <w:outlineLvl w:val="5"/>
     </w:pPr>
     <w:rPr>
-      <w:rFonts w:ascii="Calibri" w:hAnsi="Calibri" w:eastAsia="ＭＳ ゴシック" w:cs="" w:asciiTheme="majorHAnsi" w:cstheme="majorBidi" w:eastAsiaTheme="majorEastAsia" w:hAnsiTheme="majorHAnsi"/>
+      <w:rFonts w:ascii="Calibri" w:hAnsi="Calibri" w:eastAsia="" w:cs="" w:asciiTheme="majorHAnsi" w:cstheme="majorBidi" w:eastAsiaTheme="majorEastAsia" w:hAnsiTheme="majorHAnsi"/>
       <w:i/>
       <w:iCs/>
       <w:color w:themeColor="accent1" w:themeShade="7f" w:val="243F60"/>
@@ -3961,7 +4046,7 @@
       <w:outlineLvl w:val="6"/>
     </w:pPr>
     <w:rPr>
-      <w:rFonts w:ascii="Calibri" w:hAnsi="Calibri" w:eastAsia="ＭＳ ゴシック" w:cs="" w:asciiTheme="majorHAnsi" w:cstheme="majorBidi" w:eastAsiaTheme="majorEastAsia" w:hAnsiTheme="majorHAnsi"/>
+      <w:rFonts w:ascii="Calibri" w:hAnsi="Calibri" w:eastAsia="" w:cs="" w:asciiTheme="majorHAnsi" w:cstheme="majorBidi" w:eastAsiaTheme="majorEastAsia" w:hAnsiTheme="majorHAnsi"/>
       <w:i/>
       <w:iCs/>
       <w:color w:themeColor="text1" w:themeTint="bf" w:val="404040"/>
@@ -3984,7 +4069,7 @@
       <w:outlineLvl w:val="7"/>
     </w:pPr>
     <w:rPr>
-      <w:rFonts w:ascii="Calibri" w:hAnsi="Calibri" w:eastAsia="ＭＳ ゴシック" w:cs="" w:asciiTheme="majorHAnsi" w:cstheme="majorBidi" w:eastAsiaTheme="majorEastAsia" w:hAnsiTheme="majorHAnsi"/>
+      <w:rFonts w:ascii="Calibri" w:hAnsi="Calibri" w:eastAsia="" w:cs="" w:asciiTheme="majorHAnsi" w:cstheme="majorBidi" w:eastAsiaTheme="majorEastAsia" w:hAnsiTheme="majorHAnsi"/>
       <w:color w:themeColor="accent1" w:val="4F81BD"/>
       <w:sz w:val="20"/>
       <w:szCs w:val="20"/>
@@ -4007,7 +4092,7 @@
       <w:outlineLvl w:val="8"/>
     </w:pPr>
     <w:rPr>
-      <w:rFonts w:ascii="Calibri" w:hAnsi="Calibri" w:eastAsia="ＭＳ ゴシック" w:cs="" w:asciiTheme="majorHAnsi" w:cstheme="majorBidi" w:eastAsiaTheme="majorEastAsia" w:hAnsiTheme="majorHAnsi"/>
+      <w:rFonts w:ascii="Calibri" w:hAnsi="Calibri" w:eastAsia="" w:cs="" w:asciiTheme="majorHAnsi" w:cstheme="majorBidi" w:eastAsiaTheme="majorEastAsia" w:hAnsiTheme="majorHAnsi"/>
       <w:i/>
       <w:iCs/>
       <w:color w:themeColor="text1" w:themeTint="bf" w:val="404040"/>
@@ -4046,7 +4131,7 @@
     <w:qFormat/>
     <w:rsid w:val="00fc693f"/>
     <w:rPr>
-      <w:rFonts w:ascii="Calibri" w:hAnsi="Calibri" w:eastAsia="ＭＳ ゴシック" w:cs="" w:asciiTheme="majorHAnsi" w:cstheme="majorBidi" w:eastAsiaTheme="majorEastAsia" w:hAnsiTheme="majorHAnsi"/>
+      <w:rFonts w:ascii="Calibri" w:hAnsi="Calibri" w:eastAsia="" w:cs="" w:asciiTheme="majorHAnsi" w:cstheme="majorBidi" w:eastAsiaTheme="majorEastAsia" w:hAnsiTheme="majorHAnsi"/>
       <w:b/>
       <w:bCs/>
       <w:color w:themeColor="accent1" w:themeShade="bf" w:val="365F91"/>
@@ -4061,7 +4146,7 @@
     <w:qFormat/>
     <w:rsid w:val="00fc693f"/>
     <w:rPr>
-      <w:rFonts w:ascii="Calibri" w:hAnsi="Calibri" w:eastAsia="ＭＳ ゴシック" w:cs="" w:asciiTheme="majorHAnsi" w:cstheme="majorBidi" w:eastAsiaTheme="majorEastAsia" w:hAnsiTheme="majorHAnsi"/>
+      <w:rFonts w:ascii="Calibri" w:hAnsi="Calibri" w:eastAsia="" w:cs="" w:asciiTheme="majorHAnsi" w:cstheme="majorBidi" w:eastAsiaTheme="majorEastAsia" w:hAnsiTheme="majorHAnsi"/>
       <w:b/>
       <w:bCs/>
       <w:color w:themeColor="accent1" w:val="4F81BD"/>
@@ -4076,7 +4161,7 @@
     <w:qFormat/>
     <w:rsid w:val="00fc693f"/>
     <w:rPr>
-      <w:rFonts w:ascii="Calibri" w:hAnsi="Calibri" w:eastAsia="ＭＳ ゴシック" w:cs="" w:asciiTheme="majorHAnsi" w:cstheme="majorBidi" w:eastAsiaTheme="majorEastAsia" w:hAnsiTheme="majorHAnsi"/>
+      <w:rFonts w:ascii="Calibri" w:hAnsi="Calibri" w:eastAsia="" w:cs="" w:asciiTheme="majorHAnsi" w:cstheme="majorBidi" w:eastAsiaTheme="majorEastAsia" w:hAnsiTheme="majorHAnsi"/>
       <w:b/>
       <w:bCs/>
       <w:color w:themeColor="accent1" w:val="4F81BD"/>
@@ -4089,7 +4174,7 @@
     <w:qFormat/>
     <w:rsid w:val="00fc693f"/>
     <w:rPr>
-      <w:rFonts w:ascii="Calibri" w:hAnsi="Calibri" w:eastAsia="ＭＳ ゴシック" w:cs="" w:asciiTheme="majorHAnsi" w:cstheme="majorBidi" w:eastAsiaTheme="majorEastAsia" w:hAnsiTheme="majorHAnsi"/>
+      <w:rFonts w:ascii="Calibri" w:hAnsi="Calibri" w:eastAsia="" w:cs="" w:asciiTheme="majorHAnsi" w:cstheme="majorBidi" w:eastAsiaTheme="majorEastAsia" w:hAnsiTheme="majorHAnsi"/>
       <w:color w:themeColor="text2" w:themeShade="bf" w:val="17365D"/>
       <w:spacing w:val="5"/>
       <w:kern w:val="2"/>
@@ -4104,7 +4189,7 @@
     <w:qFormat/>
     <w:rsid w:val="00fc693f"/>
     <w:rPr>
-      <w:rFonts w:ascii="Calibri" w:hAnsi="Calibri" w:eastAsia="ＭＳ ゴシック" w:cs="" w:asciiTheme="majorHAnsi" w:cstheme="majorBidi" w:eastAsiaTheme="majorEastAsia" w:hAnsiTheme="majorHAnsi"/>
+      <w:rFonts w:ascii="Calibri" w:hAnsi="Calibri" w:eastAsia="" w:cs="" w:asciiTheme="majorHAnsi" w:cstheme="majorBidi" w:eastAsiaTheme="majorEastAsia" w:hAnsiTheme="majorHAnsi"/>
       <w:i/>
       <w:iCs/>
       <w:color w:themeColor="accent1" w:val="4F81BD"/>
@@ -4176,7 +4261,7 @@
     <w:qFormat/>
     <w:rsid w:val="00fc693f"/>
     <w:rPr>
-      <w:rFonts w:ascii="Calibri" w:hAnsi="Calibri" w:eastAsia="ＭＳ ゴシック" w:cs="" w:asciiTheme="majorHAnsi" w:cstheme="majorBidi" w:eastAsiaTheme="majorEastAsia" w:hAnsiTheme="majorHAnsi"/>
+      <w:rFonts w:ascii="Calibri" w:hAnsi="Calibri" w:eastAsia="" w:cs="" w:asciiTheme="majorHAnsi" w:cstheme="majorBidi" w:eastAsiaTheme="majorEastAsia" w:hAnsiTheme="majorHAnsi"/>
       <w:b/>
       <w:bCs/>
       <w:i/>
@@ -4192,7 +4277,7 @@
     <w:qFormat/>
     <w:rsid w:val="00fc693f"/>
     <w:rPr>
-      <w:rFonts w:ascii="Calibri" w:hAnsi="Calibri" w:eastAsia="ＭＳ ゴシック" w:cs="" w:asciiTheme="majorHAnsi" w:cstheme="majorBidi" w:eastAsiaTheme="majorEastAsia" w:hAnsiTheme="majorHAnsi"/>
+      <w:rFonts w:ascii="Calibri" w:hAnsi="Calibri" w:eastAsia="" w:cs="" w:asciiTheme="majorHAnsi" w:cstheme="majorBidi" w:eastAsiaTheme="majorEastAsia" w:hAnsiTheme="majorHAnsi"/>
       <w:color w:themeColor="accent1" w:themeShade="7f" w:val="243F60"/>
     </w:rPr>
   </w:style>
@@ -4204,7 +4289,7 @@
     <w:qFormat/>
     <w:rsid w:val="00fc693f"/>
     <w:rPr>
-      <w:rFonts w:ascii="Calibri" w:hAnsi="Calibri" w:eastAsia="ＭＳ ゴシック" w:cs="" w:asciiTheme="majorHAnsi" w:cstheme="majorBidi" w:eastAsiaTheme="majorEastAsia" w:hAnsiTheme="majorHAnsi"/>
+      <w:rFonts w:ascii="Calibri" w:hAnsi="Calibri" w:eastAsia="" w:cs="" w:asciiTheme="majorHAnsi" w:cstheme="majorBidi" w:eastAsiaTheme="majorEastAsia" w:hAnsiTheme="majorHAnsi"/>
       <w:i/>
       <w:iCs/>
       <w:color w:themeColor="accent1" w:themeShade="7f" w:val="243F60"/>
@@ -4218,7 +4303,7 @@
     <w:qFormat/>
     <w:rsid w:val="00fc693f"/>
     <w:rPr>
-      <w:rFonts w:ascii="Calibri" w:hAnsi="Calibri" w:eastAsia="ＭＳ ゴシック" w:cs="" w:asciiTheme="majorHAnsi" w:cstheme="majorBidi" w:eastAsiaTheme="majorEastAsia" w:hAnsiTheme="majorHAnsi"/>
+      <w:rFonts w:ascii="Calibri" w:hAnsi="Calibri" w:eastAsia="" w:cs="" w:asciiTheme="majorHAnsi" w:cstheme="majorBidi" w:eastAsiaTheme="majorEastAsia" w:hAnsiTheme="majorHAnsi"/>
       <w:i/>
       <w:iCs/>
       <w:color w:themeColor="text1" w:themeTint="bf" w:val="404040"/>
@@ -4232,7 +4317,7 @@
     <w:qFormat/>
     <w:rsid w:val="00fc693f"/>
     <w:rPr>
-      <w:rFonts w:ascii="Calibri" w:hAnsi="Calibri" w:eastAsia="ＭＳ ゴシック" w:cs="" w:asciiTheme="majorHAnsi" w:cstheme="majorBidi" w:eastAsiaTheme="majorEastAsia" w:hAnsiTheme="majorHAnsi"/>
+      <w:rFonts w:ascii="Calibri" w:hAnsi="Calibri" w:eastAsia="" w:cs="" w:asciiTheme="majorHAnsi" w:cstheme="majorBidi" w:eastAsiaTheme="majorEastAsia" w:hAnsiTheme="majorHAnsi"/>
       <w:color w:themeColor="accent1" w:val="4F81BD"/>
       <w:sz w:val="20"/>
       <w:szCs w:val="20"/>
@@ -4246,7 +4331,7 @@
     <w:qFormat/>
     <w:rsid w:val="00fc693f"/>
     <w:rPr>
-      <w:rFonts w:ascii="Calibri" w:hAnsi="Calibri" w:eastAsia="ＭＳ ゴシック" w:cs="" w:asciiTheme="majorHAnsi" w:cstheme="majorBidi" w:eastAsiaTheme="majorEastAsia" w:hAnsiTheme="majorHAnsi"/>
+      <w:rFonts w:ascii="Calibri" w:hAnsi="Calibri" w:eastAsia="" w:cs="" w:asciiTheme="majorHAnsi" w:cstheme="majorBidi" w:eastAsiaTheme="majorEastAsia" w:hAnsiTheme="majorHAnsi"/>
       <w:i/>
       <w:iCs/>
       <w:color w:themeColor="text1" w:themeTint="bf" w:val="404040"/>
@@ -4476,12 +4561,13 @@
     <w:rsid w:val="00fc693f"/>
     <w:pPr>
       <w:widowControl/>
+      <w:suppressAutoHyphens w:val="true"/>
       <w:bidi w:val="0"/>
       <w:spacing w:lineRule="auto" w:line="240" w:before="0" w:after="0"/>
       <w:jc w:val="left"/>
     </w:pPr>
     <w:rPr>
-      <w:rFonts w:ascii="Cambria" w:hAnsi="Cambria" w:eastAsia="ＭＳ 明朝" w:cs="" w:asciiTheme="minorHAnsi" w:cstheme="minorBidi" w:eastAsiaTheme="minorEastAsia" w:hAnsiTheme="minorHAnsi"/>
+      <w:rFonts w:ascii="Cambria" w:hAnsi="Cambria" w:eastAsia="" w:cs="" w:asciiTheme="minorHAnsi" w:cstheme="minorBidi" w:eastAsiaTheme="minorEastAsia" w:hAnsiTheme="minorHAnsi"/>
       <w:color w:val="auto"/>
       <w:kern w:val="0"/>
       <w:sz w:val="22"/>
@@ -4505,7 +4591,7 @@
       <w:contextualSpacing/>
     </w:pPr>
     <w:rPr>
-      <w:rFonts w:ascii="Calibri" w:hAnsi="Calibri" w:eastAsia="ＭＳ ゴシック" w:cs="" w:asciiTheme="majorHAnsi" w:cstheme="majorBidi" w:eastAsiaTheme="majorEastAsia" w:hAnsiTheme="majorHAnsi"/>
+      <w:rFonts w:ascii="Calibri" w:hAnsi="Calibri" w:eastAsia="" w:cs="" w:asciiTheme="majorHAnsi" w:cstheme="majorBidi" w:eastAsiaTheme="majorEastAsia" w:hAnsiTheme="majorHAnsi"/>
       <w:color w:themeColor="text2" w:themeShade="bf" w:val="17365D"/>
       <w:spacing w:val="5"/>
       <w:kern w:val="2"/>
@@ -4523,7 +4609,7 @@
     <w:rsid w:val="00fc693f"/>
     <w:pPr/>
     <w:rPr>
-      <w:rFonts w:ascii="Calibri" w:hAnsi="Calibri" w:eastAsia="ＭＳ ゴシック" w:cs="" w:asciiTheme="majorHAnsi" w:cstheme="majorBidi" w:eastAsiaTheme="majorEastAsia" w:hAnsiTheme="majorHAnsi"/>
+      <w:rFonts w:ascii="Calibri" w:hAnsi="Calibri" w:eastAsia="" w:cs="" w:asciiTheme="majorHAnsi" w:cstheme="majorBidi" w:eastAsiaTheme="majorEastAsia" w:hAnsiTheme="majorHAnsi"/>
       <w:i/>
       <w:iCs/>
       <w:color w:themeColor="accent1" w:val="4F81BD"/>
@@ -4756,12 +4842,13 @@
         <w:tab w:val="left" w:pos="3456" w:leader="none"/>
         <w:tab w:val="left" w:pos="4032" w:leader="none"/>
       </w:tabs>
+      <w:suppressAutoHyphens w:val="true"/>
       <w:bidi w:val="0"/>
       <w:spacing w:lineRule="auto" w:line="276" w:before="0" w:after="200"/>
       <w:jc w:val="left"/>
     </w:pPr>
     <w:rPr>
-      <w:rFonts w:ascii="Courier" w:hAnsi="Courier" w:eastAsia="ＭＳ 明朝" w:cs="" w:cstheme="minorBidi" w:eastAsiaTheme="minorEastAsia"/>
+      <w:rFonts w:ascii="Courier" w:hAnsi="Courier" w:eastAsia="" w:cs="" w:cstheme="minorBidi" w:eastAsiaTheme="minorEastAsia"/>
       <w:color w:val="auto"/>
       <w:kern w:val="0"/>
       <w:sz w:val="20"/>
@@ -7959,7 +8046,6 @@
       <w:pPr>
         <w:spacing w:before="0" w:after="0" w:line="240" w:lineRule="auto"/>
       </w:pPr>
-      <w:rPr/>
       <w:tblPr/>
       <w:tcPr>
         <w:tcBorders>
@@ -8105,7 +8191,6 @@
       <w:pPr>
         <w:spacing w:before="0" w:after="0" w:line="240" w:lineRule="auto"/>
       </w:pPr>
-      <w:rPr/>
       <w:tblPr/>
       <w:tcPr>
         <w:tcBorders>
@@ -8251,7 +8336,6 @@
       <w:pPr>
         <w:spacing w:before="0" w:after="0" w:line="240" w:lineRule="auto"/>
       </w:pPr>
-      <w:rPr/>
       <w:tblPr/>
       <w:tcPr>
         <w:tcBorders>
@@ -8397,7 +8481,6 @@
       <w:pPr>
         <w:spacing w:before="0" w:after="0" w:line="240" w:lineRule="auto"/>
       </w:pPr>
-      <w:rPr/>
       <w:tblPr/>
       <w:tcPr>
         <w:tcBorders>
@@ -8543,7 +8626,6 @@
       <w:pPr>
         <w:spacing w:before="0" w:after="0" w:line="240" w:lineRule="auto"/>
       </w:pPr>
-      <w:rPr/>
       <w:tblPr/>
       <w:tcPr>
         <w:tcBorders>
@@ -8689,7 +8771,6 @@
       <w:pPr>
         <w:spacing w:before="0" w:after="0" w:line="240" w:lineRule="auto"/>
       </w:pPr>
-      <w:rPr/>
       <w:tblPr/>
       <w:tcPr>
         <w:tcBorders>
@@ -8835,7 +8916,6 @@
       <w:pPr>
         <w:spacing w:before="0" w:after="0" w:line="240" w:lineRule="auto"/>
       </w:pPr>
-      <w:rPr/>
       <w:tblPr/>
       <w:tcPr>
         <w:tcBorders>
